--- a/tools/开关机指导文档.docx
+++ b/tools/开关机指导文档.docx
@@ -4,17 +4,15 @@
   <w:body>
     <w:p>
       <w:pPr>
-        <w:rPr>
-          <w:rFonts w:hint="eastAsia"/>
-          <w:b/>
-          <w:bCs/>
-        </w:rPr>
-      </w:pPr>
-      <w:r>
-        <w:rPr>
-          <w:rFonts w:hint="eastAsia"/>
-          <w:b/>
-          <w:bCs/>
+        <w:pStyle w:val="2"/>
+        <w:bidi w:val="0"/>
+        <w:rPr>
+          <w:rFonts w:hint="eastAsia"/>
+        </w:rPr>
+      </w:pPr>
+      <w:r>
+        <w:rPr>
+          <w:rFonts w:hint="eastAsia"/>
           <w:lang w:val="en-US" w:eastAsia="zh-CN"/>
         </w:rPr>
         <w:t>1、传输文件：</w:t>
@@ -172,200 +170,189 @@
           <w:rFonts w:hint="eastAsia"/>
         </w:rPr>
       </w:pPr>
-    </w:p>
-    <w:p>
-      <w:pPr>
-        <w:ind w:firstLine="420" w:firstLineChars="0"/>
-        <w:rPr>
-          <w:rFonts w:hint="eastAsia"/>
-          <w:b/>
-          <w:bCs/>
-        </w:rPr>
-      </w:pPr>
-      <w:r>
-        <w:rPr>
-          <w:rFonts w:hint="eastAsia"/>
-          <w:b/>
-          <w:bCs/>
-        </w:rPr>
-        <w:t>A4L/A5L/A6L/B6L(使用adb):</w:t>
-      </w:r>
-    </w:p>
-    <w:p>
-      <w:pPr>
-        <w:ind w:left="420" w:leftChars="0" w:firstLine="420" w:firstLineChars="0"/>
-        <w:rPr>
-          <w:rFonts w:hint="eastAsia"/>
-        </w:rPr>
-      </w:pPr>
-      <w:r>
-        <w:rPr>
-          <w:rFonts w:hint="eastAsia"/>
-        </w:rPr>
-        <w:t>boot_counter.sh    push到 /system/bin 文件夹</w:t>
-      </w:r>
-    </w:p>
-    <w:p>
-      <w:pPr>
-        <w:ind w:left="420" w:leftChars="0" w:firstLine="420" w:firstLineChars="0"/>
-        <w:rPr>
-          <w:rFonts w:hint="eastAsia"/>
-        </w:rPr>
-      </w:pPr>
-      <w:r>
-        <w:rPr>
-          <w:rFonts w:hint="eastAsia"/>
-        </w:rPr>
-        <w:t>init.huidu.rc      push到 /vendor/etc/init/hw 文件夹</w:t>
-      </w:r>
-    </w:p>
-    <w:p>
-      <w:pPr>
-        <w:rPr>
-          <w:rFonts w:hint="eastAsia"/>
-        </w:rPr>
-      </w:pPr>
-    </w:p>
-    <w:p>
-      <w:pPr>
-        <w:ind w:firstLine="420" w:firstLineChars="0"/>
-        <w:rPr>
-          <w:rFonts w:hint="eastAsia"/>
-          <w:b/>
-          <w:bCs/>
-        </w:rPr>
-      </w:pPr>
-      <w:r>
-        <w:rPr>
-          <w:rFonts w:hint="eastAsia"/>
-          <w:b/>
-          <w:bCs/>
-        </w:rPr>
-        <w:t>H4K/H6/H8/</w:t>
-      </w:r>
-      <w:r>
-        <w:rPr>
-          <w:rFonts w:hint="eastAsia"/>
-          <w:b/>
-          <w:bCs/>
-          <w:lang w:val="en-US" w:eastAsia="zh-CN"/>
-        </w:rPr>
-        <w:t>B8L</w:t>
-      </w:r>
-      <w:r>
-        <w:rPr>
-          <w:rFonts w:hint="eastAsia"/>
-          <w:b/>
-          <w:bCs/>
-        </w:rPr>
-        <w:t>(使用adb):</w:t>
-      </w:r>
-    </w:p>
-    <w:p>
-      <w:pPr>
-        <w:ind w:left="420" w:leftChars="0" w:firstLine="420" w:firstLineChars="0"/>
-        <w:rPr>
-          <w:rFonts w:hint="eastAsia"/>
-        </w:rPr>
-      </w:pPr>
-      <w:r>
-        <w:rPr>
-          <w:rFonts w:hint="eastAsia"/>
-        </w:rPr>
-        <w:t>boot_counter.sh    push到 /system/bin 文件夹</w:t>
-      </w:r>
-    </w:p>
-    <w:p>
-      <w:pPr>
-        <w:ind w:left="420" w:leftChars="0" w:firstLine="420" w:firstLineChars="0"/>
-        <w:rPr>
-          <w:rFonts w:hint="eastAsia"/>
-        </w:rPr>
-      </w:pPr>
-      <w:r>
-        <w:rPr>
-          <w:rFonts w:hint="eastAsia"/>
-        </w:rPr>
-        <w:t>init.rk356x.rc     push到 /vendor/etc/init/hw 文件夹</w:t>
-      </w:r>
-    </w:p>
-    <w:p>
-      <w:pPr>
-        <w:ind w:firstLine="420" w:firstLineChars="0"/>
-        <w:rPr>
-          <w:rFonts w:hint="eastAsia"/>
-          <w:b/>
-          <w:bCs/>
-          <w:lang w:val="en-US" w:eastAsia="zh-CN"/>
-        </w:rPr>
-      </w:pPr>
-      <w:r>
-        <w:rPr>
-          <w:rFonts w:hint="eastAsia"/>
-          <w:b/>
-          <w:bCs/>
-          <w:lang w:val="en-US" w:eastAsia="zh-CN"/>
-        </w:rPr>
-        <w:t>C16H:</w:t>
-      </w:r>
-    </w:p>
-    <w:p>
-      <w:pPr>
-        <w:ind w:left="420" w:leftChars="0" w:firstLine="420" w:firstLineChars="0"/>
-        <w:rPr>
-          <w:rFonts w:hint="default"/>
-          <w:lang w:val="en-US" w:eastAsia="zh-CN"/>
-        </w:rPr>
-      </w:pPr>
-      <w:r>
-        <w:rPr>
-          <w:rFonts w:hint="eastAsia"/>
-          <w:lang w:val="en-US" w:eastAsia="zh-CN"/>
-        </w:rPr>
-        <w:t>仅需要第二步</w:t>
-      </w:r>
       <w:bookmarkStart w:id="0" w:name="_GoBack"/>
       <w:bookmarkEnd w:id="0"/>
-      <w:r>
-        <w:rPr>
-          <w:rFonts w:hint="eastAsia"/>
-          <w:lang w:val="en-US" w:eastAsia="zh-CN"/>
-        </w:rPr>
-        <w:t>创建flag文件即可</w:t>
-      </w:r>
-    </w:p>
-    <w:p>
-      <w:pPr>
-        <w:rPr>
-          <w:rFonts w:hint="eastAsia"/>
-        </w:rPr>
-      </w:pPr>
-    </w:p>
-    <w:p>
-      <w:pPr>
+    </w:p>
+    <w:p>
+      <w:pPr>
+        <w:ind w:firstLine="420" w:firstLineChars="0"/>
+        <w:rPr>
+          <w:rFonts w:hint="eastAsia"/>
+          <w:b/>
+          <w:bCs/>
+        </w:rPr>
+      </w:pPr>
+      <w:r>
+        <w:rPr>
+          <w:rFonts w:hint="eastAsia"/>
+          <w:b/>
+          <w:bCs/>
+        </w:rPr>
+        <w:t>A4L/A5L/A6L/B6L(使用adb):</w:t>
+      </w:r>
+    </w:p>
+    <w:p>
+      <w:pPr>
+        <w:ind w:left="420" w:leftChars="0" w:firstLine="420" w:firstLineChars="0"/>
+        <w:rPr>
+          <w:rFonts w:hint="eastAsia"/>
+        </w:rPr>
+      </w:pPr>
+      <w:r>
+        <w:rPr>
+          <w:rFonts w:hint="eastAsia"/>
+        </w:rPr>
+        <w:t>boot_counter.sh    push到 /system/bin 文件夹</w:t>
+      </w:r>
+    </w:p>
+    <w:p>
+      <w:pPr>
+        <w:ind w:left="420" w:leftChars="0" w:firstLine="420" w:firstLineChars="0"/>
+        <w:rPr>
+          <w:rFonts w:hint="eastAsia"/>
+        </w:rPr>
+      </w:pPr>
+      <w:r>
+        <w:rPr>
+          <w:rFonts w:hint="eastAsia"/>
+        </w:rPr>
+        <w:t>init.huidu.rc      push到 /vendor/etc/init/hw 文件夹</w:t>
+      </w:r>
+    </w:p>
+    <w:p>
+      <w:pPr>
+        <w:rPr>
+          <w:rFonts w:hint="eastAsia"/>
+        </w:rPr>
+      </w:pPr>
+    </w:p>
+    <w:p>
+      <w:pPr>
+        <w:ind w:firstLine="420" w:firstLineChars="0"/>
+        <w:rPr>
+          <w:rFonts w:hint="eastAsia"/>
+          <w:b/>
+          <w:bCs/>
+        </w:rPr>
+      </w:pPr>
+      <w:r>
+        <w:rPr>
+          <w:rFonts w:hint="eastAsia"/>
+          <w:b/>
+          <w:bCs/>
+        </w:rPr>
+        <w:t>H4K/H6/H8/</w:t>
+      </w:r>
+      <w:r>
+        <w:rPr>
+          <w:rFonts w:hint="eastAsia"/>
+          <w:b/>
+          <w:bCs/>
+          <w:lang w:val="en-US" w:eastAsia="zh-CN"/>
+        </w:rPr>
+        <w:t>B8L</w:t>
+      </w:r>
+      <w:r>
+        <w:rPr>
+          <w:rFonts w:hint="eastAsia"/>
+          <w:b/>
+          <w:bCs/>
+        </w:rPr>
+        <w:t>(使用adb):</w:t>
+      </w:r>
+    </w:p>
+    <w:p>
+      <w:pPr>
+        <w:ind w:left="420" w:leftChars="0" w:firstLine="420" w:firstLineChars="0"/>
+        <w:rPr>
+          <w:rFonts w:hint="eastAsia"/>
+        </w:rPr>
+      </w:pPr>
+      <w:r>
+        <w:rPr>
+          <w:rFonts w:hint="eastAsia"/>
+        </w:rPr>
+        <w:t>boot_counter.sh    push到 /system/bin 文件夹</w:t>
+      </w:r>
+    </w:p>
+    <w:p>
+      <w:pPr>
+        <w:ind w:left="420" w:leftChars="0" w:firstLine="420" w:firstLineChars="0"/>
+        <w:rPr>
+          <w:rFonts w:hint="eastAsia"/>
+        </w:rPr>
+      </w:pPr>
+      <w:r>
+        <w:rPr>
+          <w:rFonts w:hint="eastAsia"/>
+        </w:rPr>
+        <w:t>init.rk356x.rc     push到 /vendor/etc/init/hw 文件夹</w:t>
+      </w:r>
+    </w:p>
+    <w:p>
+      <w:pPr>
+        <w:ind w:firstLine="420" w:firstLineChars="0"/>
+        <w:rPr>
+          <w:rFonts w:hint="eastAsia"/>
+          <w:b/>
+          <w:bCs/>
+          <w:lang w:val="en-US" w:eastAsia="zh-CN"/>
+        </w:rPr>
+      </w:pPr>
+      <w:r>
+        <w:rPr>
+          <w:rFonts w:hint="eastAsia"/>
+          <w:b/>
+          <w:bCs/>
+          <w:lang w:val="en-US" w:eastAsia="zh-CN"/>
+        </w:rPr>
+        <w:t>C16H:</w:t>
+      </w:r>
+    </w:p>
+    <w:p>
+      <w:pPr>
+        <w:ind w:left="420" w:leftChars="0" w:firstLine="420" w:firstLineChars="0"/>
+        <w:rPr>
+          <w:rFonts w:hint="default"/>
+          <w:lang w:val="en-US" w:eastAsia="zh-CN"/>
+        </w:rPr>
+      </w:pPr>
+      <w:r>
+        <w:rPr>
+          <w:rFonts w:hint="eastAsia"/>
+          <w:lang w:val="en-US" w:eastAsia="zh-CN"/>
+        </w:rPr>
+        <w:t>仅需要第二步创建flag文件即可</w:t>
+      </w:r>
+    </w:p>
+    <w:p>
+      <w:pPr>
+        <w:rPr>
+          <w:rFonts w:hint="eastAsia"/>
+        </w:rPr>
+      </w:pPr>
+    </w:p>
+    <w:p>
+      <w:pPr>
+        <w:pStyle w:val="2"/>
         <w:numPr>
           <w:ilvl w:val="0"/>
           <w:numId w:val="1"/>
         </w:numPr>
-        <w:rPr>
-          <w:rFonts w:hint="eastAsia"/>
-          <w:b/>
-          <w:bCs/>
-        </w:rPr>
-      </w:pPr>
-      <w:r>
-        <w:rPr>
-          <w:rFonts w:hint="eastAsia"/>
-          <w:b/>
-          <w:bCs/>
+        <w:bidi w:val="0"/>
+        <w:rPr>
+          <w:rFonts w:hint="eastAsia"/>
+        </w:rPr>
+      </w:pPr>
+      <w:r>
+        <w:rPr>
+          <w:rFonts w:hint="eastAsia"/>
         </w:rPr>
         <w:t>创建</w:t>
       </w:r>
       <w:r>
         <w:rPr>
           <w:rFonts w:hint="eastAsia"/>
-          <w:b/>
-          <w:bCs/>
           <w:lang w:val="en-US" w:eastAsia="zh-CN"/>
         </w:rPr>
         <w:t>flag开始标志</w:t>
@@ -373,8 +360,6 @@
       <w:r>
         <w:rPr>
           <w:rFonts w:hint="eastAsia"/>
-          <w:b/>
-          <w:bCs/>
         </w:rPr>
         <w:t>：</w:t>
       </w:r>
@@ -476,18 +461,16 @@
     </w:p>
     <w:p>
       <w:pPr>
-        <w:rPr>
-          <w:rFonts w:hint="eastAsia" w:eastAsiaTheme="minorEastAsia"/>
-          <w:b/>
-          <w:bCs/>
-          <w:lang w:val="en-US" w:eastAsia="zh-CN"/>
-        </w:rPr>
-      </w:pPr>
-      <w:r>
-        <w:rPr>
-          <w:rFonts w:hint="eastAsia"/>
-          <w:b/>
-          <w:bCs/>
+        <w:pStyle w:val="2"/>
+        <w:bidi w:val="0"/>
+        <w:rPr>
+          <w:rFonts w:hint="eastAsia"/>
+          <w:lang w:val="en-US" w:eastAsia="zh-CN"/>
+        </w:rPr>
+      </w:pPr>
+      <w:r>
+        <w:rPr>
+          <w:rFonts w:hint="eastAsia"/>
           <w:lang w:val="en-US" w:eastAsia="zh-CN"/>
         </w:rPr>
         <w:t>3、</w:t>
@@ -495,16 +478,12 @@
       <w:r>
         <w:rPr>
           <w:rFonts w:hint="eastAsia"/>
-          <w:b/>
-          <w:bCs/>
         </w:rPr>
         <w:t>查询开关机次数</w:t>
       </w:r>
       <w:r>
         <w:rPr>
           <w:rFonts w:hint="eastAsia"/>
-          <w:b/>
-          <w:bCs/>
           <w:lang w:val="en-US" w:eastAsia="zh-CN"/>
         </w:rPr>
         <w:t>:</w:t>
@@ -605,17 +584,15 @@
     </w:p>
     <w:p>
       <w:pPr>
-        <w:rPr>
-          <w:rFonts w:hint="eastAsia"/>
-          <w:b/>
-          <w:bCs/>
-        </w:rPr>
-      </w:pPr>
-      <w:r>
-        <w:rPr>
-          <w:rFonts w:hint="eastAsia"/>
-          <w:b/>
-          <w:bCs/>
+        <w:pStyle w:val="2"/>
+        <w:bidi w:val="0"/>
+        <w:rPr>
+          <w:rFonts w:hint="eastAsia"/>
+        </w:rPr>
+      </w:pPr>
+      <w:r>
+        <w:rPr>
+          <w:rFonts w:hint="eastAsia"/>
           <w:lang w:val="en-US" w:eastAsia="zh-CN"/>
         </w:rPr>
         <w:t>4、</w:t>
@@ -623,8 +600,6 @@
       <w:r>
         <w:rPr>
           <w:rFonts w:hint="eastAsia"/>
-          <w:b/>
-          <w:bCs/>
         </w:rPr>
         <w:t>清空次数</w:t>
       </w:r>
@@ -777,17 +752,15 @@
     </w:p>
     <w:p>
       <w:pPr>
-        <w:rPr>
-          <w:rFonts w:hint="eastAsia"/>
-          <w:b/>
-          <w:bCs/>
-        </w:rPr>
-      </w:pPr>
-      <w:r>
-        <w:rPr>
-          <w:rFonts w:hint="eastAsia"/>
-          <w:b/>
-          <w:bCs/>
+        <w:pStyle w:val="2"/>
+        <w:bidi w:val="0"/>
+        <w:rPr>
+          <w:rFonts w:hint="eastAsia"/>
+        </w:rPr>
+      </w:pPr>
+      <w:r>
+        <w:rPr>
+          <w:rFonts w:hint="eastAsia"/>
           <w:lang w:val="en-US" w:eastAsia="zh-CN"/>
         </w:rPr>
         <w:t>5、</w:t>
@@ -795,8 +768,6 @@
       <w:r>
         <w:rPr>
           <w:rFonts w:hint="eastAsia"/>
-          <w:b/>
-          <w:bCs/>
         </w:rPr>
         <w:t>导出开关机次数</w:t>
       </w:r>
@@ -958,7 +929,7 @@
     <w:lsdException w:qFormat="1" w:unhideWhenUsed="0" w:uiPriority="0" w:semiHidden="0" w:name="Normal"/>
     <w:lsdException w:qFormat="1" w:unhideWhenUsed="0" w:uiPriority="0" w:semiHidden="0" w:name="heading 1"/>
     <w:lsdException w:qFormat="1" w:uiPriority="0" w:name="heading 2"/>
-    <w:lsdException w:qFormat="1" w:uiPriority="0" w:name="heading 3"/>
+    <w:lsdException w:qFormat="1" w:uiPriority="0" w:semiHidden="0" w:name="heading 3"/>
     <w:lsdException w:qFormat="1" w:uiPriority="0" w:name="heading 4"/>
     <w:lsdException w:qFormat="1" w:uiPriority="0" w:name="heading 5"/>
     <w:lsdException w:qFormat="1" w:uiPriority="0" w:name="heading 6"/>
@@ -1020,7 +991,7 @@
     <w:lsdException w:qFormat="1" w:unhideWhenUsed="0" w:uiPriority="0" w:semiHidden="0" w:name="Title"/>
     <w:lsdException w:unhideWhenUsed="0" w:uiPriority="0" w:semiHidden="0" w:name="Closing"/>
     <w:lsdException w:unhideWhenUsed="0" w:uiPriority="0" w:semiHidden="0" w:name="Signature"/>
-    <w:lsdException w:unhideWhenUsed="0" w:uiPriority="0" w:name="Default Paragraph Font"/>
+    <w:lsdException w:qFormat="1" w:unhideWhenUsed="0" w:uiPriority="0" w:name="Default Paragraph Font"/>
     <w:lsdException w:unhideWhenUsed="0" w:uiPriority="0" w:semiHidden="0" w:name="Body Text"/>
     <w:lsdException w:unhideWhenUsed="0" w:uiPriority="0" w:semiHidden="0" w:name="Body Text Indent"/>
     <w:lsdException w:unhideWhenUsed="0" w:uiPriority="0" w:semiHidden="0" w:name="List Continue"/>
@@ -1058,7 +1029,7 @@
     <w:lsdException w:unhideWhenUsed="0" w:uiPriority="0" w:semiHidden="0" w:name="HTML Sample"/>
     <w:lsdException w:unhideWhenUsed="0" w:uiPriority="0" w:semiHidden="0" w:name="HTML Typewriter"/>
     <w:lsdException w:unhideWhenUsed="0" w:uiPriority="0" w:semiHidden="0" w:name="HTML Variable"/>
-    <w:lsdException w:unhideWhenUsed="0" w:uiPriority="0" w:name="Normal Table"/>
+    <w:lsdException w:qFormat="1" w:unhideWhenUsed="0" w:uiPriority="0" w:name="Normal Table"/>
     <w:lsdException w:unhideWhenUsed="0" w:uiPriority="0" w:semiHidden="0" w:name="annotation subject"/>
     <w:lsdException w:unhideWhenUsed="0" w:uiPriority="0" w:semiHidden="0" w:name="Table Simple 1"/>
     <w:lsdException w:unhideWhenUsed="0" w:uiPriority="0" w:semiHidden="0" w:name="Table Simple 2"/>
@@ -1220,14 +1191,77 @@
       <w:lang w:val="en-US" w:eastAsia="zh-CN" w:bidi="ar-SA"/>
     </w:rPr>
   </w:style>
-  <w:style w:type="character" w:default="1" w:styleId="3">
+  <w:style w:type="paragraph" w:styleId="4">
+    <w:name w:val="heading 1"/>
+    <w:basedOn w:val="1"/>
+    <w:next w:val="1"/>
+    <w:qFormat/>
+    <w:uiPriority w:val="0"/>
+    <w:pPr>
+      <w:keepNext/>
+      <w:keepLines/>
+      <w:spacing w:before="340" w:beforeLines="0" w:beforeAutospacing="0" w:after="330" w:afterLines="0" w:afterAutospacing="0" w:line="576" w:lineRule="auto"/>
+      <w:outlineLvl w:val="0"/>
+    </w:pPr>
+    <w:rPr>
+      <w:b/>
+      <w:kern w:val="44"/>
+      <w:sz w:val="44"/>
+    </w:rPr>
+  </w:style>
+  <w:style w:type="paragraph" w:styleId="3">
+    <w:name w:val="heading 2"/>
+    <w:basedOn w:val="4"/>
+    <w:next w:val="1"/>
+    <w:semiHidden/>
+    <w:unhideWhenUsed/>
+    <w:qFormat/>
+    <w:uiPriority w:val="0"/>
+    <w:pPr>
+      <w:keepNext/>
+      <w:keepLines/>
+      <w:spacing w:line="240" w:lineRule="auto"/>
+      <w:ind w:left="100" w:leftChars="100" w:right="100" w:rightChars="100"/>
+      <w:jc w:val="left"/>
+      <w:outlineLvl w:val="1"/>
+    </w:pPr>
+    <w:rPr>
+      <w:rFonts w:eastAsia="仿宋" w:asciiTheme="majorAscii" w:hAnsiTheme="majorAscii" w:cstheme="majorBidi"/>
+      <w:bCs/>
+      <w:kern w:val="36"/>
+      <w:sz w:val="30"/>
+      <w:szCs w:val="32"/>
+    </w:rPr>
+  </w:style>
+  <w:style w:type="paragraph" w:styleId="2">
+    <w:name w:val="heading 3"/>
+    <w:basedOn w:val="3"/>
+    <w:next w:val="1"/>
+    <w:unhideWhenUsed/>
+    <w:qFormat/>
+    <w:uiPriority w:val="0"/>
+    <w:pPr>
+      <w:keepNext/>
+      <w:keepLines/>
+      <w:spacing w:line="240" w:lineRule="auto"/>
+      <w:jc w:val="left"/>
+      <w:outlineLvl w:val="2"/>
+    </w:pPr>
+    <w:rPr>
+      <w:rFonts w:asciiTheme="minorAscii" w:hAnsiTheme="minorAscii"/>
+      <w:sz w:val="24"/>
+    </w:rPr>
+  </w:style>
+  <w:style w:type="character" w:default="1" w:styleId="6">
     <w:name w:val="Default Paragraph Font"/>
     <w:semiHidden/>
+    <w:qFormat/>
     <w:uiPriority w:val="0"/>
   </w:style>
-  <w:style w:type="table" w:default="1" w:styleId="2">
+  <w:style w:type="table" w:default="1" w:styleId="5">
     <w:name w:val="Normal Table"/>
     <w:semiHidden/>
+    <w:qFormat/>
     <w:uiPriority w:val="0"/>
     <w:tblPr>
       <w:tblCellMar>

--- a/tools/开关机指导文档.docx
+++ b/tools/开关机指导文档.docx
@@ -4,15 +4,17 @@
   <w:body>
     <w:p>
       <w:pPr>
-        <w:pStyle w:val="2"/>
-        <w:bidi w:val="0"/>
-        <w:rPr>
-          <w:rFonts w:hint="eastAsia"/>
-        </w:rPr>
-      </w:pPr>
-      <w:r>
-        <w:rPr>
-          <w:rFonts w:hint="eastAsia"/>
+        <w:rPr>
+          <w:rFonts w:hint="eastAsia"/>
+          <w:b/>
+          <w:bCs/>
+        </w:rPr>
+      </w:pPr>
+      <w:r>
+        <w:rPr>
+          <w:rFonts w:hint="eastAsia"/>
+          <w:b/>
+          <w:bCs/>
           <w:lang w:val="en-US" w:eastAsia="zh-CN"/>
         </w:rPr>
         <w:t>1、传输文件：</w:t>
@@ -170,8 +172,193 @@
           <w:rFonts w:hint="eastAsia"/>
         </w:rPr>
       </w:pPr>
+    </w:p>
+    <w:p>
+      <w:pPr>
+        <w:ind w:firstLine="420" w:firstLineChars="0"/>
+        <w:rPr>
+          <w:rFonts w:hint="eastAsia"/>
+          <w:b/>
+          <w:bCs/>
+        </w:rPr>
+      </w:pPr>
+      <w:r>
+        <w:rPr>
+          <w:rFonts w:hint="eastAsia"/>
+          <w:b/>
+          <w:bCs/>
+        </w:rPr>
+        <w:t>A4L/A5L/A6L/B6L(使用adb):</w:t>
+      </w:r>
+    </w:p>
+    <w:p>
+      <w:pPr>
+        <w:ind w:left="420" w:leftChars="0" w:firstLine="420" w:firstLineChars="0"/>
+        <w:rPr>
+          <w:rFonts w:hint="eastAsia"/>
+        </w:rPr>
+      </w:pPr>
+      <w:r>
+        <w:rPr>
+          <w:rFonts w:hint="eastAsia"/>
+        </w:rPr>
+        <w:t>boot_counter.sh    push到 /system/bin 文件夹</w:t>
+      </w:r>
+    </w:p>
+    <w:p>
+      <w:pPr>
+        <w:ind w:left="420" w:leftChars="0" w:firstLine="420" w:firstLineChars="0"/>
+        <w:rPr>
+          <w:rFonts w:hint="eastAsia"/>
+        </w:rPr>
+      </w:pPr>
+      <w:r>
+        <w:rPr>
+          <w:rFonts w:hint="eastAsia"/>
+        </w:rPr>
+        <w:t>init.huidu.rc      push到 /vendor/etc/init/hw 文件夹</w:t>
+      </w:r>
+    </w:p>
+    <w:p>
+      <w:pPr>
+        <w:rPr>
+          <w:rFonts w:hint="eastAsia"/>
+        </w:rPr>
+      </w:pPr>
+    </w:p>
+    <w:p>
+      <w:pPr>
+        <w:ind w:firstLine="420" w:firstLineChars="0"/>
+        <w:rPr>
+          <w:rFonts w:hint="eastAsia"/>
+          <w:b/>
+          <w:bCs/>
+        </w:rPr>
+      </w:pPr>
+      <w:r>
+        <w:rPr>
+          <w:rFonts w:hint="eastAsia"/>
+          <w:b/>
+          <w:bCs/>
+        </w:rPr>
+        <w:t>H4K/H6/H8/</w:t>
+      </w:r>
+      <w:r>
+        <w:rPr>
+          <w:rFonts w:hint="eastAsia"/>
+          <w:b/>
+          <w:bCs/>
+          <w:lang w:val="en-US" w:eastAsia="zh-CN"/>
+        </w:rPr>
+        <w:t>B8L</w:t>
+      </w:r>
+      <w:r>
+        <w:rPr>
+          <w:rFonts w:hint="eastAsia"/>
+          <w:b/>
+          <w:bCs/>
+        </w:rPr>
+        <w:t>(使用adb):</w:t>
+      </w:r>
+    </w:p>
+    <w:p>
+      <w:pPr>
+        <w:ind w:left="420" w:leftChars="0" w:firstLine="420" w:firstLineChars="0"/>
+        <w:rPr>
+          <w:rFonts w:hint="eastAsia"/>
+        </w:rPr>
+      </w:pPr>
+      <w:r>
+        <w:rPr>
+          <w:rFonts w:hint="eastAsia"/>
+        </w:rPr>
+        <w:t>boot_counter.sh    push到 /system/bin 文件夹</w:t>
+      </w:r>
+    </w:p>
+    <w:p>
+      <w:pPr>
+        <w:ind w:left="420" w:leftChars="0" w:firstLine="420" w:firstLineChars="0"/>
+        <w:rPr>
+          <w:rFonts w:hint="eastAsia"/>
+        </w:rPr>
+      </w:pPr>
+      <w:r>
+        <w:rPr>
+          <w:rFonts w:hint="eastAsia"/>
+        </w:rPr>
+        <w:t>init.rk356x.rc     push到 /vendor/etc/init/hw 文件夹</w:t>
+      </w:r>
+    </w:p>
+    <w:p>
+      <w:pPr>
+        <w:rPr>
+          <w:rFonts w:hint="eastAsia"/>
+        </w:rPr>
+      </w:pPr>
+    </w:p>
+    <w:p>
+      <w:pPr>
+        <w:ind w:firstLine="420" w:firstLineChars="0"/>
+        <w:rPr>
+          <w:rFonts w:hint="eastAsia"/>
+          <w:b/>
+          <w:bCs/>
+          <w:lang w:val="en-US" w:eastAsia="zh-CN"/>
+        </w:rPr>
+      </w:pPr>
+      <w:r>
+        <w:rPr>
+          <w:rFonts w:hint="eastAsia"/>
+          <w:b/>
+          <w:bCs/>
+          <w:lang w:val="en-US" w:eastAsia="zh-CN"/>
+        </w:rPr>
+        <w:t>H20:(使用adb):</w:t>
+      </w:r>
+    </w:p>
+    <w:p>
+      <w:pPr>
+        <w:ind w:left="420" w:leftChars="0" w:firstLine="420" w:firstLineChars="0"/>
+        <w:rPr>
+          <w:rFonts w:hint="eastAsia"/>
+        </w:rPr>
+      </w:pPr>
+      <w:r>
+        <w:rPr>
+          <w:rFonts w:hint="eastAsia"/>
+        </w:rPr>
+        <w:t>boot_counter.sh    push到 /system/bin 文件夹</w:t>
+      </w:r>
+    </w:p>
+    <w:p>
+      <w:pPr>
+        <w:ind w:left="420" w:leftChars="0" w:firstLine="420" w:firstLineChars="0"/>
+        <w:rPr>
+          <w:rFonts w:hint="eastAsia"/>
+        </w:rPr>
+      </w:pPr>
+      <w:r>
+        <w:rPr>
+          <w:rFonts w:hint="eastAsia"/>
+        </w:rPr>
+        <w:t>init.rk3588.rc</w:t>
+      </w:r>
       <w:bookmarkStart w:id="0" w:name="_GoBack"/>
       <w:bookmarkEnd w:id="0"/>
+      <w:r>
+        <w:rPr>
+          <w:rFonts w:hint="eastAsia"/>
+        </w:rPr>
+        <w:t xml:space="preserve">     push到 /vendor/etc/init/hw 文件夹</w:t>
+      </w:r>
+    </w:p>
+    <w:p>
+      <w:pPr>
+        <w:rPr>
+          <w:rFonts w:hint="default"/>
+          <w:lang w:val="en-US" w:eastAsia="zh-CN"/>
+        </w:rPr>
+      </w:pPr>
     </w:p>
     <w:p>
       <w:pPr>
@@ -180,122 +367,6 @@
           <w:rFonts w:hint="eastAsia"/>
           <w:b/>
           <w:bCs/>
-        </w:rPr>
-      </w:pPr>
-      <w:r>
-        <w:rPr>
-          <w:rFonts w:hint="eastAsia"/>
-          <w:b/>
-          <w:bCs/>
-        </w:rPr>
-        <w:t>A4L/A5L/A6L/B6L(使用adb):</w:t>
-      </w:r>
-    </w:p>
-    <w:p>
-      <w:pPr>
-        <w:ind w:left="420" w:leftChars="0" w:firstLine="420" w:firstLineChars="0"/>
-        <w:rPr>
-          <w:rFonts w:hint="eastAsia"/>
-        </w:rPr>
-      </w:pPr>
-      <w:r>
-        <w:rPr>
-          <w:rFonts w:hint="eastAsia"/>
-        </w:rPr>
-        <w:t>boot_counter.sh    push到 /system/bin 文件夹</w:t>
-      </w:r>
-    </w:p>
-    <w:p>
-      <w:pPr>
-        <w:ind w:left="420" w:leftChars="0" w:firstLine="420" w:firstLineChars="0"/>
-        <w:rPr>
-          <w:rFonts w:hint="eastAsia"/>
-        </w:rPr>
-      </w:pPr>
-      <w:r>
-        <w:rPr>
-          <w:rFonts w:hint="eastAsia"/>
-        </w:rPr>
-        <w:t>init.huidu.rc      push到 /vendor/etc/init/hw 文件夹</w:t>
-      </w:r>
-    </w:p>
-    <w:p>
-      <w:pPr>
-        <w:rPr>
-          <w:rFonts w:hint="eastAsia"/>
-        </w:rPr>
-      </w:pPr>
-    </w:p>
-    <w:p>
-      <w:pPr>
-        <w:ind w:firstLine="420" w:firstLineChars="0"/>
-        <w:rPr>
-          <w:rFonts w:hint="eastAsia"/>
-          <w:b/>
-          <w:bCs/>
-        </w:rPr>
-      </w:pPr>
-      <w:r>
-        <w:rPr>
-          <w:rFonts w:hint="eastAsia"/>
-          <w:b/>
-          <w:bCs/>
-        </w:rPr>
-        <w:t>H4K/H6/H8/</w:t>
-      </w:r>
-      <w:r>
-        <w:rPr>
-          <w:rFonts w:hint="eastAsia"/>
-          <w:b/>
-          <w:bCs/>
-          <w:lang w:val="en-US" w:eastAsia="zh-CN"/>
-        </w:rPr>
-        <w:t>B8L</w:t>
-      </w:r>
-      <w:r>
-        <w:rPr>
-          <w:rFonts w:hint="eastAsia"/>
-          <w:b/>
-          <w:bCs/>
-        </w:rPr>
-        <w:t>(使用adb):</w:t>
-      </w:r>
-    </w:p>
-    <w:p>
-      <w:pPr>
-        <w:ind w:left="420" w:leftChars="0" w:firstLine="420" w:firstLineChars="0"/>
-        <w:rPr>
-          <w:rFonts w:hint="eastAsia"/>
-        </w:rPr>
-      </w:pPr>
-      <w:r>
-        <w:rPr>
-          <w:rFonts w:hint="eastAsia"/>
-        </w:rPr>
-        <w:t>boot_counter.sh    push到 /system/bin 文件夹</w:t>
-      </w:r>
-    </w:p>
-    <w:p>
-      <w:pPr>
-        <w:ind w:left="420" w:leftChars="0" w:firstLine="420" w:firstLineChars="0"/>
-        <w:rPr>
-          <w:rFonts w:hint="eastAsia"/>
-        </w:rPr>
-      </w:pPr>
-      <w:r>
-        <w:rPr>
-          <w:rFonts w:hint="eastAsia"/>
-        </w:rPr>
-        <w:t>init.rk356x.rc     push到 /vendor/etc/init/hw 文件夹</w:t>
-      </w:r>
-    </w:p>
-    <w:p>
-      <w:pPr>
-        <w:ind w:firstLine="420" w:firstLineChars="0"/>
-        <w:rPr>
-          <w:rFonts w:hint="eastAsia"/>
-          <w:b/>
-          <w:bCs/>
           <w:lang w:val="en-US" w:eastAsia="zh-CN"/>
         </w:rPr>
       </w:pPr>
@@ -334,25 +405,29 @@
     </w:p>
     <w:p>
       <w:pPr>
-        <w:pStyle w:val="2"/>
         <w:numPr>
           <w:ilvl w:val="0"/>
           <w:numId w:val="1"/>
         </w:numPr>
-        <w:bidi w:val="0"/>
-        <w:rPr>
-          <w:rFonts w:hint="eastAsia"/>
-        </w:rPr>
-      </w:pPr>
-      <w:r>
-        <w:rPr>
-          <w:rFonts w:hint="eastAsia"/>
+        <w:rPr>
+          <w:rFonts w:hint="eastAsia"/>
+          <w:b/>
+          <w:bCs/>
+        </w:rPr>
+      </w:pPr>
+      <w:r>
+        <w:rPr>
+          <w:rFonts w:hint="eastAsia"/>
+          <w:b/>
+          <w:bCs/>
         </w:rPr>
         <w:t>创建</w:t>
       </w:r>
       <w:r>
         <w:rPr>
           <w:rFonts w:hint="eastAsia"/>
+          <w:b/>
+          <w:bCs/>
           <w:lang w:val="en-US" w:eastAsia="zh-CN"/>
         </w:rPr>
         <w:t>flag开始标志</w:t>
@@ -360,6 +435,8 @@
       <w:r>
         <w:rPr>
           <w:rFonts w:hint="eastAsia"/>
+          <w:b/>
+          <w:bCs/>
         </w:rPr>
         <w:t>：</w:t>
       </w:r>
@@ -427,7 +504,7 @@
           <w:bCs/>
           <w:lang w:val="en-US" w:eastAsia="zh-CN"/>
         </w:rPr>
-        <w:t>B8L/C16H</w:t>
+        <w:t>B8L/C16H/H20</w:t>
       </w:r>
       <w:r>
         <w:rPr>
@@ -461,16 +538,18 @@
     </w:p>
     <w:p>
       <w:pPr>
-        <w:pStyle w:val="2"/>
-        <w:bidi w:val="0"/>
-        <w:rPr>
-          <w:rFonts w:hint="eastAsia"/>
-          <w:lang w:val="en-US" w:eastAsia="zh-CN"/>
-        </w:rPr>
-      </w:pPr>
-      <w:r>
-        <w:rPr>
-          <w:rFonts w:hint="eastAsia"/>
+        <w:rPr>
+          <w:rFonts w:hint="eastAsia" w:eastAsiaTheme="minorEastAsia"/>
+          <w:b/>
+          <w:bCs/>
+          <w:lang w:val="en-US" w:eastAsia="zh-CN"/>
+        </w:rPr>
+      </w:pPr>
+      <w:r>
+        <w:rPr>
+          <w:rFonts w:hint="eastAsia"/>
+          <w:b/>
+          <w:bCs/>
           <w:lang w:val="en-US" w:eastAsia="zh-CN"/>
         </w:rPr>
         <w:t>3、</w:t>
@@ -478,12 +557,16 @@
       <w:r>
         <w:rPr>
           <w:rFonts w:hint="eastAsia"/>
+          <w:b/>
+          <w:bCs/>
         </w:rPr>
         <w:t>查询开关机次数</w:t>
       </w:r>
       <w:r>
         <w:rPr>
           <w:rFonts w:hint="eastAsia"/>
+          <w:b/>
+          <w:bCs/>
           <w:lang w:val="en-US" w:eastAsia="zh-CN"/>
         </w:rPr>
         <w:t>:</w:t>
@@ -550,7 +633,7 @@
           <w:bCs/>
           <w:lang w:val="en-US" w:eastAsia="zh-CN"/>
         </w:rPr>
-        <w:t>B8L/C16H</w:t>
+        <w:t>B8L/C16H/H20</w:t>
       </w:r>
       <w:r>
         <w:rPr>
@@ -584,15 +667,17 @@
     </w:p>
     <w:p>
       <w:pPr>
-        <w:pStyle w:val="2"/>
-        <w:bidi w:val="0"/>
-        <w:rPr>
-          <w:rFonts w:hint="eastAsia"/>
-        </w:rPr>
-      </w:pPr>
-      <w:r>
-        <w:rPr>
-          <w:rFonts w:hint="eastAsia"/>
+        <w:rPr>
+          <w:rFonts w:hint="eastAsia"/>
+          <w:b/>
+          <w:bCs/>
+        </w:rPr>
+      </w:pPr>
+      <w:r>
+        <w:rPr>
+          <w:rFonts w:hint="eastAsia"/>
+          <w:b/>
+          <w:bCs/>
           <w:lang w:val="en-US" w:eastAsia="zh-CN"/>
         </w:rPr>
         <w:t>4、</w:t>
@@ -600,6 +685,8 @@
       <w:r>
         <w:rPr>
           <w:rFonts w:hint="eastAsia"/>
+          <w:b/>
+          <w:bCs/>
         </w:rPr>
         <w:t>清空次数</w:t>
       </w:r>
@@ -681,7 +768,7 @@
           <w:bCs/>
           <w:lang w:val="en-US" w:eastAsia="zh-CN"/>
         </w:rPr>
-        <w:t>B8L/C16H</w:t>
+        <w:t>B8L/C16H/H20</w:t>
       </w:r>
       <w:r>
         <w:rPr>
@@ -752,15 +839,17 @@
     </w:p>
     <w:p>
       <w:pPr>
-        <w:pStyle w:val="2"/>
-        <w:bidi w:val="0"/>
-        <w:rPr>
-          <w:rFonts w:hint="eastAsia"/>
-        </w:rPr>
-      </w:pPr>
-      <w:r>
-        <w:rPr>
-          <w:rFonts w:hint="eastAsia"/>
+        <w:rPr>
+          <w:rFonts w:hint="eastAsia"/>
+          <w:b/>
+          <w:bCs/>
+        </w:rPr>
+      </w:pPr>
+      <w:r>
+        <w:rPr>
+          <w:rFonts w:hint="eastAsia"/>
+          <w:b/>
+          <w:bCs/>
           <w:lang w:val="en-US" w:eastAsia="zh-CN"/>
         </w:rPr>
         <w:t>5、</w:t>
@@ -768,6 +857,8 @@
       <w:r>
         <w:rPr>
           <w:rFonts w:hint="eastAsia"/>
+          <w:b/>
+          <w:bCs/>
         </w:rPr>
         <w:t>导出开关机次数</w:t>
       </w:r>
@@ -849,7 +940,7 @@
           <w:bCs/>
           <w:lang w:val="en-US" w:eastAsia="zh-CN"/>
         </w:rPr>
-        <w:t>B8L/C16H</w:t>
+        <w:t>B8L/C16H/H20</w:t>
       </w:r>
       <w:r>
         <w:rPr>
@@ -929,7 +1020,7 @@
     <w:lsdException w:qFormat="1" w:unhideWhenUsed="0" w:uiPriority="0" w:semiHidden="0" w:name="Normal"/>
     <w:lsdException w:qFormat="1" w:unhideWhenUsed="0" w:uiPriority="0" w:semiHidden="0" w:name="heading 1"/>
     <w:lsdException w:qFormat="1" w:uiPriority="0" w:name="heading 2"/>
-    <w:lsdException w:qFormat="1" w:uiPriority="0" w:semiHidden="0" w:name="heading 3"/>
+    <w:lsdException w:qFormat="1" w:uiPriority="0" w:name="heading 3"/>
     <w:lsdException w:qFormat="1" w:uiPriority="0" w:name="heading 4"/>
     <w:lsdException w:qFormat="1" w:uiPriority="0" w:name="heading 5"/>
     <w:lsdException w:qFormat="1" w:uiPriority="0" w:name="heading 6"/>
@@ -991,7 +1082,7 @@
     <w:lsdException w:qFormat="1" w:unhideWhenUsed="0" w:uiPriority="0" w:semiHidden="0" w:name="Title"/>
     <w:lsdException w:unhideWhenUsed="0" w:uiPriority="0" w:semiHidden="0" w:name="Closing"/>
     <w:lsdException w:unhideWhenUsed="0" w:uiPriority="0" w:semiHidden="0" w:name="Signature"/>
-    <w:lsdException w:qFormat="1" w:unhideWhenUsed="0" w:uiPriority="0" w:name="Default Paragraph Font"/>
+    <w:lsdException w:unhideWhenUsed="0" w:uiPriority="0" w:name="Default Paragraph Font"/>
     <w:lsdException w:unhideWhenUsed="0" w:uiPriority="0" w:semiHidden="0" w:name="Body Text"/>
     <w:lsdException w:unhideWhenUsed="0" w:uiPriority="0" w:semiHidden="0" w:name="Body Text Indent"/>
     <w:lsdException w:unhideWhenUsed="0" w:uiPriority="0" w:semiHidden="0" w:name="List Continue"/>
@@ -1029,7 +1120,7 @@
     <w:lsdException w:unhideWhenUsed="0" w:uiPriority="0" w:semiHidden="0" w:name="HTML Sample"/>
     <w:lsdException w:unhideWhenUsed="0" w:uiPriority="0" w:semiHidden="0" w:name="HTML Typewriter"/>
     <w:lsdException w:unhideWhenUsed="0" w:uiPriority="0" w:semiHidden="0" w:name="HTML Variable"/>
-    <w:lsdException w:qFormat="1" w:unhideWhenUsed="0" w:uiPriority="0" w:name="Normal Table"/>
+    <w:lsdException w:unhideWhenUsed="0" w:uiPriority="0" w:name="Normal Table"/>
     <w:lsdException w:unhideWhenUsed="0" w:uiPriority="0" w:semiHidden="0" w:name="annotation subject"/>
     <w:lsdException w:unhideWhenUsed="0" w:uiPriority="0" w:semiHidden="0" w:name="Table Simple 1"/>
     <w:lsdException w:unhideWhenUsed="0" w:uiPriority="0" w:semiHidden="0" w:name="Table Simple 2"/>
@@ -1191,77 +1282,14 @@
       <w:lang w:val="en-US" w:eastAsia="zh-CN" w:bidi="ar-SA"/>
     </w:rPr>
   </w:style>
-  <w:style w:type="paragraph" w:styleId="4">
-    <w:name w:val="heading 1"/>
-    <w:basedOn w:val="1"/>
-    <w:next w:val="1"/>
-    <w:qFormat/>
-    <w:uiPriority w:val="0"/>
-    <w:pPr>
-      <w:keepNext/>
-      <w:keepLines/>
-      <w:spacing w:before="340" w:beforeLines="0" w:beforeAutospacing="0" w:after="330" w:afterLines="0" w:afterAutospacing="0" w:line="576" w:lineRule="auto"/>
-      <w:outlineLvl w:val="0"/>
-    </w:pPr>
-    <w:rPr>
-      <w:b/>
-      <w:kern w:val="44"/>
-      <w:sz w:val="44"/>
-    </w:rPr>
-  </w:style>
-  <w:style w:type="paragraph" w:styleId="3">
-    <w:name w:val="heading 2"/>
-    <w:basedOn w:val="4"/>
-    <w:next w:val="1"/>
-    <w:semiHidden/>
-    <w:unhideWhenUsed/>
-    <w:qFormat/>
-    <w:uiPriority w:val="0"/>
-    <w:pPr>
-      <w:keepNext/>
-      <w:keepLines/>
-      <w:spacing w:line="240" w:lineRule="auto"/>
-      <w:ind w:left="100" w:leftChars="100" w:right="100" w:rightChars="100"/>
-      <w:jc w:val="left"/>
-      <w:outlineLvl w:val="1"/>
-    </w:pPr>
-    <w:rPr>
-      <w:rFonts w:eastAsia="仿宋" w:asciiTheme="majorAscii" w:hAnsiTheme="majorAscii" w:cstheme="majorBidi"/>
-      <w:bCs/>
-      <w:kern w:val="36"/>
-      <w:sz w:val="30"/>
-      <w:szCs w:val="32"/>
-    </w:rPr>
-  </w:style>
-  <w:style w:type="paragraph" w:styleId="2">
-    <w:name w:val="heading 3"/>
-    <w:basedOn w:val="3"/>
-    <w:next w:val="1"/>
-    <w:unhideWhenUsed/>
-    <w:qFormat/>
-    <w:uiPriority w:val="0"/>
-    <w:pPr>
-      <w:keepNext/>
-      <w:keepLines/>
-      <w:spacing w:line="240" w:lineRule="auto"/>
-      <w:jc w:val="left"/>
-      <w:outlineLvl w:val="2"/>
-    </w:pPr>
-    <w:rPr>
-      <w:rFonts w:asciiTheme="minorAscii" w:hAnsiTheme="minorAscii"/>
-      <w:sz w:val="24"/>
-    </w:rPr>
-  </w:style>
-  <w:style w:type="character" w:default="1" w:styleId="6">
+  <w:style w:type="character" w:default="1" w:styleId="3">
     <w:name w:val="Default Paragraph Font"/>
     <w:semiHidden/>
-    <w:qFormat/>
     <w:uiPriority w:val="0"/>
   </w:style>
-  <w:style w:type="table" w:default="1" w:styleId="5">
+  <w:style w:type="table" w:default="1" w:styleId="2">
     <w:name w:val="Normal Table"/>
     <w:semiHidden/>
-    <w:qFormat/>
     <w:uiPriority w:val="0"/>
     <w:tblPr>
       <w:tblCellMar>
